--- a/testakten/arbeitsrecht-kuendigungsdrama-koerber-werk/10_betriebsratsanhoerung_protokoll.docx
+++ b/testakten/arbeitsrecht-kuendigungsdrama-koerber-werk/10_betriebsratsanhoerung_protokoll.docx
@@ -5,71 +5,104 @@
     <w:p>
       <w:pPr>
         <w:pStyle w:val="Heading1"/>
+        <w:spacing w:after="160" w:line="259" w:lineRule="auto"/>
       </w:pPr>
       <w:r>
         <w:rPr>
           <w:rFonts w:ascii="Times New Roman" w:hAnsi="Times New Roman"/>
+          <w:b/>
+          <w:sz w:val="28"/>
         </w:rPr>
         <w:t>Betriebsratsanhörung § 102 BetrVG — Unterlagen und Protokoll</w:t>
       </w:r>
     </w:p>
     <w:p>
       <w:pPr>
+        <w:spacing w:line="259" w:lineRule="auto" w:after="60"/>
         <w:jc w:val="left"/>
       </w:pPr>
       <w:r>
         <w:t>Zusammenstellung der vorliegenden Dokumente. Körber hat als Werkleiterin keinen direkten Zugang zu BR-Sitzungsprotokollen; die Unterlagen wurden ihr teilweise durch Sabine Trzebinski (BR-Vorsitzende) informell übergeben.</w:t>
       </w:r>
     </w:p>
-    <w:p/>
+    <w:p>
+      <w:pPr>
+        <w:spacing w:line="259" w:lineRule="auto" w:after="60"/>
+      </w:pPr>
+    </w:p>
     <w:p>
       <w:pPr>
         <w:pStyle w:val="Heading2"/>
+        <w:spacing w:before="120" w:after="60" w:line="259" w:lineRule="auto"/>
       </w:pPr>
       <w:r>
         <w:rPr>
           <w:rFonts w:ascii="Times New Roman" w:hAnsi="Times New Roman"/>
+          <w:b/>
+          <w:sz w:val="22"/>
         </w:rPr>
         <w:t>1. Anhörungsschreiben der Geschäftsführung an den Betriebsrat (19.05.2025)</w:t>
       </w:r>
     </w:p>
     <w:p>
       <w:pPr>
+        <w:spacing w:before="120" w:after="60" w:line="259" w:lineRule="auto"/>
         <w:jc w:val="left"/>
       </w:pPr>
       <w:r>
         <w:rPr>
+          <w:rFonts w:ascii="Times New Roman" w:hAnsi="Times New Roman"/>
           <w:b/>
+          <w:sz w:val="22"/>
         </w:rPr>
         <w:t>Steinhoff Präzisionsguss SE</w:t>
       </w:r>
     </w:p>
     <w:p>
       <w:pPr>
+        <w:spacing w:before="120" w:after="60" w:line="259" w:lineRule="auto"/>
         <w:jc w:val="left"/>
       </w:pPr>
       <w:r>
+        <w:rPr>
+          <w:rFonts w:ascii="Times New Roman" w:hAnsi="Times New Roman"/>
+          <w:b/>
+          <w:sz w:val="22"/>
+        </w:rPr>
         <w:t>Der Vorstandsvorsitzende / HR-Leiter</w:t>
       </w:r>
     </w:p>
     <w:p>
       <w:pPr>
+        <w:spacing w:before="120" w:after="60" w:line="259" w:lineRule="auto"/>
         <w:jc w:val="left"/>
       </w:pPr>
       <w:r>
+        <w:rPr>
+          <w:rFonts w:ascii="Times New Roman" w:hAnsi="Times New Roman"/>
+          <w:b/>
+          <w:sz w:val="22"/>
+        </w:rPr>
         <w:t>An den Betriebsrat Werk Eberswalde</w:t>
       </w:r>
     </w:p>
     <w:p>
       <w:pPr>
+        <w:spacing w:before="120" w:after="60" w:line="259" w:lineRule="auto"/>
         <w:jc w:val="left"/>
       </w:pPr>
       <w:r>
+        <w:rPr>
+          <w:rFonts w:ascii="Times New Roman" w:hAnsi="Times New Roman"/>
+          <w:b/>
+          <w:sz w:val="22"/>
+        </w:rPr>
         <w:t>z.H. Frau Sabine Trzebinski (Vorsitzende)</w:t>
       </w:r>
     </w:p>
     <w:p>
       <w:pPr>
+        <w:spacing w:line="259" w:lineRule="auto" w:after="60"/>
         <w:jc w:val="left"/>
       </w:pPr>
       <w:r>
@@ -78,6 +111,7 @@
     </w:p>
     <w:p>
       <w:pPr>
+        <w:spacing w:line="259" w:lineRule="auto" w:after="60"/>
         <w:jc w:val="left"/>
       </w:pPr>
       <w:r>
@@ -89,6 +123,7 @@
     </w:p>
     <w:p>
       <w:pPr>
+        <w:spacing w:line="259" w:lineRule="auto" w:after="60"/>
         <w:jc w:val="left"/>
       </w:pPr>
       <w:r>
@@ -97,6 +132,7 @@
     </w:p>
     <w:p>
       <w:pPr>
+        <w:spacing w:line="259" w:lineRule="auto" w:after="60"/>
         <w:jc w:val="left"/>
       </w:pPr>
       <w:r>
@@ -105,6 +141,7 @@
     </w:p>
     <w:p>
       <w:pPr>
+        <w:spacing w:line="259" w:lineRule="auto" w:after="60"/>
         <w:jc w:val="left"/>
       </w:pPr>
       <w:r>
@@ -117,6 +154,7 @@
     <w:p>
       <w:pPr>
         <w:pStyle w:val="ListBullet"/>
+        <w:spacing w:line="259" w:lineRule="auto" w:after="60"/>
       </w:pPr>
       <w:r>
         <w:t>Beschäftigt seit: 01.03.2012</w:t>
@@ -125,6 +163,7 @@
     <w:p>
       <w:pPr>
         <w:pStyle w:val="ListBullet"/>
+        <w:spacing w:line="259" w:lineRule="auto" w:after="60"/>
       </w:pPr>
       <w:r>
         <w:t>Funktion: Werkleiterin Werk Eberswalde</w:t>
@@ -133,6 +172,7 @@
     <w:p>
       <w:pPr>
         <w:pStyle w:val="ListBullet"/>
+        <w:spacing w:line="259" w:lineRule="auto" w:after="60"/>
       </w:pPr>
       <w:r>
         <w:t>Entgelt: 134.000 EUR p.a. fix + Tantieme bis 18.000 EUR p.a.</w:t>
@@ -141,6 +181,7 @@
     <w:p>
       <w:pPr>
         <w:pStyle w:val="ListBullet"/>
+        <w:spacing w:line="259" w:lineRule="auto" w:after="60"/>
       </w:pPr>
       <w:r>
         <w:t>Familienstand: verheiratet, zwei Kinder (14 und 9 Jahre)</w:t>
@@ -149,6 +190,7 @@
     <w:p>
       <w:pPr>
         <w:pStyle w:val="ListBullet"/>
+        <w:spacing w:line="259" w:lineRule="auto" w:after="60"/>
       </w:pPr>
       <w:r>
         <w:t>Schwerbehinderung: keine</w:t>
@@ -156,6 +198,7 @@
     </w:p>
     <w:p>
       <w:pPr>
+        <w:spacing w:line="259" w:lineRule="auto" w:after="60"/>
         <w:jc w:val="left"/>
       </w:pPr>
       <w:r>
@@ -167,6 +210,7 @@
     </w:p>
     <w:p>
       <w:pPr>
+        <w:spacing w:line="259" w:lineRule="auto" w:after="60"/>
         <w:jc w:val="left"/>
       </w:pPr>
       <w:r>
@@ -175,6 +219,7 @@
     </w:p>
     <w:p>
       <w:pPr>
+        <w:spacing w:line="259" w:lineRule="auto" w:after="60"/>
         <w:jc w:val="left"/>
       </w:pPr>
       <w:r>
@@ -186,6 +231,7 @@
     </w:p>
     <w:p>
       <w:pPr>
+        <w:spacing w:line="259" w:lineRule="auto" w:after="60"/>
         <w:jc w:val="left"/>
       </w:pPr>
       <w:r>
@@ -200,6 +246,7 @@
     </w:p>
     <w:p>
       <w:pPr>
+        <w:spacing w:line="259" w:lineRule="auto" w:after="60"/>
         <w:jc w:val="left"/>
       </w:pPr>
       <w:r>
@@ -214,6 +261,7 @@
     </w:p>
     <w:p>
       <w:pPr>
+        <w:spacing w:line="259" w:lineRule="auto" w:after="60"/>
         <w:jc w:val="left"/>
       </w:pPr>
       <w:r>
@@ -225,6 +273,7 @@
     </w:p>
     <w:p>
       <w:pPr>
+        <w:spacing w:line="259" w:lineRule="auto" w:after="60"/>
         <w:jc w:val="left"/>
       </w:pPr>
       <w:r>
@@ -233,6 +282,7 @@
     </w:p>
     <w:p>
       <w:pPr>
+        <w:spacing w:line="259" w:lineRule="auto" w:after="60"/>
         <w:jc w:val="left"/>
       </w:pPr>
       <w:r>
@@ -250,6 +300,7 @@
     </w:p>
     <w:p>
       <w:pPr>
+        <w:spacing w:line="259" w:lineRule="auto" w:after="60"/>
         <w:jc w:val="left"/>
       </w:pPr>
       <w:r>
@@ -258,6 +309,7 @@
     </w:p>
     <w:p>
       <w:pPr>
+        <w:spacing w:line="259" w:lineRule="auto" w:after="60"/>
         <w:jc w:val="left"/>
       </w:pPr>
       <w:r>
@@ -266,16 +318,22 @@
     </w:p>
     <w:p>
       <w:pPr>
+        <w:spacing w:line="259" w:lineRule="auto" w:after="60"/>
         <w:jc w:val="left"/>
       </w:pPr>
       <w:r>
         <w:t>HR-Leiter</w:t>
       </w:r>
     </w:p>
-    <w:p/>
+    <w:p>
+      <w:pPr>
+        <w:spacing w:line="259" w:lineRule="auto" w:after="60"/>
+      </w:pPr>
+    </w:p>
     <w:p>
       <w:pPr>
         <w:pStyle w:val="Heading2"/>
+        <w:spacing w:line="259" w:lineRule="auto" w:after="60"/>
       </w:pPr>
       <w:r>
         <w:rPr>
@@ -286,6 +344,7 @@
     </w:p>
     <w:p>
       <w:pPr>
+        <w:spacing w:line="259" w:lineRule="auto" w:after="60"/>
         <w:jc w:val="left"/>
       </w:pPr>
       <w:r>
@@ -297,6 +356,7 @@
     </w:p>
     <w:p>
       <w:pPr>
+        <w:spacing w:line="259" w:lineRule="auto" w:after="60"/>
         <w:jc w:val="left"/>
       </w:pPr>
       <w:r>
@@ -305,6 +365,7 @@
     </w:p>
     <w:p>
       <w:pPr>
+        <w:spacing w:line="259" w:lineRule="auto" w:after="60"/>
         <w:jc w:val="left"/>
       </w:pPr>
       <w:r>
@@ -313,6 +374,7 @@
     </w:p>
     <w:p>
       <w:pPr>
+        <w:spacing w:line="259" w:lineRule="auto" w:after="60"/>
         <w:jc w:val="left"/>
       </w:pPr>
       <w:r>
@@ -321,6 +383,7 @@
     </w:p>
     <w:p>
       <w:pPr>
+        <w:spacing w:line="259" w:lineRule="auto" w:after="60"/>
         <w:jc w:val="left"/>
       </w:pPr>
       <w:r>
@@ -329,6 +392,7 @@
     </w:p>
     <w:p>
       <w:pPr>
+        <w:spacing w:line="259" w:lineRule="auto" w:after="60"/>
         <w:jc w:val="left"/>
       </w:pPr>
       <w:r>
@@ -341,6 +405,7 @@
     <w:p>
       <w:pPr>
         <w:pStyle w:val="ListNumber"/>
+        <w:spacing w:line="259" w:lineRule="auto" w:after="60"/>
       </w:pPr>
       <w:r>
         <w:t>Sabine Trzebinski (Vorsitzende) — anwesend</w:t>
@@ -349,6 +414,7 @@
     <w:p>
       <w:pPr>
         <w:pStyle w:val="ListNumber"/>
+        <w:spacing w:line="259" w:lineRule="auto" w:after="60"/>
       </w:pPr>
       <w:r>
         <w:t>Edith Kasperkiewicz (stellv. Vorsitzende) — anwesend</w:t>
@@ -357,6 +423,7 @@
     <w:p>
       <w:pPr>
         <w:pStyle w:val="ListNumber"/>
+        <w:spacing w:line="259" w:lineRule="auto" w:after="60"/>
       </w:pPr>
       <w:r>
         <w:t>Mario Kuhlmann — anwesend</w:t>
@@ -365,6 +432,7 @@
     <w:p>
       <w:pPr>
         <w:pStyle w:val="ListNumber"/>
+        <w:spacing w:line="259" w:lineRule="auto" w:after="60"/>
       </w:pPr>
       <w:r>
         <w:t>Patrick Wölfel — anwesend</w:t>
@@ -373,6 +441,7 @@
     <w:p>
       <w:pPr>
         <w:pStyle w:val="ListNumber"/>
+        <w:spacing w:line="259" w:lineRule="auto" w:after="60"/>
       </w:pPr>
       <w:r>
         <w:t>Grit Paetzold — anwesend</w:t>
@@ -381,6 +450,7 @@
     <w:p>
       <w:pPr>
         <w:pStyle w:val="ListNumber"/>
+        <w:spacing w:line="259" w:lineRule="auto" w:after="60"/>
       </w:pPr>
       <w:r>
         <w:t>Reinhold Panter — anwesend</w:t>
@@ -389,6 +459,7 @@
     <w:p>
       <w:pPr>
         <w:pStyle w:val="ListNumber"/>
+        <w:spacing w:line="259" w:lineRule="auto" w:after="60"/>
       </w:pPr>
       <w:r>
         <w:t>Nicole Seidler — anwesend</w:t>
@@ -397,6 +468,7 @@
     <w:p>
       <w:pPr>
         <w:pStyle w:val="ListNumber"/>
+        <w:spacing w:line="259" w:lineRule="auto" w:after="60"/>
       </w:pPr>
       <w:r>
         <w:t xml:space="preserve">Andreas Schwarz — </w:t>
@@ -411,6 +483,7 @@
     <w:p>
       <w:pPr>
         <w:pStyle w:val="ListNumber"/>
+        <w:spacing w:line="259" w:lineRule="auto" w:after="60"/>
       </w:pPr>
       <w:r>
         <w:t>Ines Fuchs — anwesend</w:t>
@@ -419,6 +492,7 @@
     <w:p>
       <w:pPr>
         <w:pStyle w:val="ListNumber"/>
+        <w:spacing w:line="259" w:lineRule="auto" w:after="60"/>
       </w:pPr>
       <w:r>
         <w:t>Rolf Görke — anwesend</w:t>
@@ -427,6 +501,7 @@
     <w:p>
       <w:pPr>
         <w:pStyle w:val="ListNumber"/>
+        <w:spacing w:line="259" w:lineRule="auto" w:after="60"/>
       </w:pPr>
       <w:r>
         <w:t>Zdzisław Malinowski — anwesend</w:t>
@@ -434,6 +509,7 @@
     </w:p>
     <w:p>
       <w:pPr>
+        <w:spacing w:line="259" w:lineRule="auto" w:after="60"/>
         <w:jc w:val="left"/>
       </w:pPr>
       <w:r>
@@ -448,6 +524,7 @@
     </w:p>
     <w:p>
       <w:pPr>
+        <w:spacing w:line="259" w:lineRule="auto" w:after="60"/>
         <w:jc w:val="left"/>
       </w:pPr>
       <w:r>
@@ -456,6 +533,7 @@
     </w:p>
     <w:p>
       <w:pPr>
+        <w:spacing w:line="259" w:lineRule="auto" w:after="60"/>
         <w:jc w:val="left"/>
       </w:pPr>
       <w:r>
@@ -467,6 +545,7 @@
     </w:p>
     <w:p>
       <w:pPr>
+        <w:spacing w:line="259" w:lineRule="auto" w:after="60"/>
         <w:jc w:val="left"/>
       </w:pPr>
       <w:r>
@@ -475,6 +554,7 @@
     </w:p>
     <w:p>
       <w:pPr>
+        <w:spacing w:line="259" w:lineRule="auto" w:after="60"/>
         <w:jc w:val="left"/>
       </w:pPr>
       <w:r>
@@ -484,6 +564,7 @@
     <w:p>
       <w:pPr>
         <w:pStyle w:val="ListBullet"/>
+        <w:spacing w:line="259" w:lineRule="auto" w:after="60"/>
       </w:pPr>
       <w:r>
         <w:t>Dafür (Widerspruch): 9 Stimmen</w:t>
@@ -492,6 +573,7 @@
     <w:p>
       <w:pPr>
         <w:pStyle w:val="ListBullet"/>
+        <w:spacing w:line="259" w:lineRule="auto" w:after="60"/>
       </w:pPr>
       <w:r>
         <w:t>Dagegen: 1 Stimme (Görke)</w:t>
@@ -500,6 +582,7 @@
     <w:p>
       <w:pPr>
         <w:pStyle w:val="ListBullet"/>
+        <w:spacing w:line="259" w:lineRule="auto" w:after="60"/>
       </w:pPr>
       <w:r>
         <w:t>Enthaltungen: 0</w:t>
@@ -507,6 +590,7 @@
     </w:p>
     <w:p>
       <w:pPr>
+        <w:spacing w:line="259" w:lineRule="auto" w:after="60"/>
         <w:jc w:val="left"/>
       </w:pPr>
       <w:r>
@@ -521,16 +605,22 @@
     </w:p>
     <w:p>
       <w:pPr>
+        <w:spacing w:line="259" w:lineRule="auto" w:after="60"/>
         <w:jc w:val="left"/>
       </w:pPr>
       <w:r>
         <w:t>Protokolliert: Edith Kasperkiewicz, 20.05.2025</w:t>
       </w:r>
     </w:p>
-    <w:p/>
+    <w:p>
+      <w:pPr>
+        <w:spacing w:line="259" w:lineRule="auto" w:after="60"/>
+      </w:pPr>
+    </w:p>
     <w:p>
       <w:pPr>
         <w:pStyle w:val="Heading2"/>
+        <w:spacing w:line="259" w:lineRule="auto" w:after="60"/>
       </w:pPr>
       <w:r>
         <w:rPr>
@@ -541,6 +631,7 @@
     </w:p>
     <w:p>
       <w:pPr>
+        <w:spacing w:line="259" w:lineRule="auto" w:after="60"/>
         <w:jc w:val="left"/>
       </w:pPr>
       <w:r>
@@ -552,6 +643,7 @@
     </w:p>
     <w:p>
       <w:pPr>
+        <w:spacing w:line="259" w:lineRule="auto" w:after="60"/>
         <w:jc w:val="left"/>
       </w:pPr>
       <w:r>
@@ -560,6 +652,7 @@
     </w:p>
     <w:p>
       <w:pPr>
+        <w:spacing w:line="259" w:lineRule="auto" w:after="60"/>
         <w:jc w:val="left"/>
       </w:pPr>
       <w:r>
@@ -568,6 +661,7 @@
     </w:p>
     <w:p>
       <w:pPr>
+        <w:spacing w:line="259" w:lineRule="auto" w:after="60"/>
         <w:jc w:val="left"/>
       </w:pPr>
       <w:r>
@@ -576,6 +670,7 @@
     </w:p>
     <w:p>
       <w:pPr>
+        <w:spacing w:line="259" w:lineRule="auto" w:after="60"/>
         <w:jc w:val="left"/>
       </w:pPr>
       <w:r>
@@ -584,6 +679,7 @@
     </w:p>
     <w:p>
       <w:pPr>
+        <w:spacing w:line="259" w:lineRule="auto" w:after="60"/>
         <w:jc w:val="left"/>
       </w:pPr>
       <w:r>
@@ -595,6 +691,7 @@
     </w:p>
     <w:p>
       <w:pPr>
+        <w:spacing w:line="259" w:lineRule="auto" w:after="60"/>
         <w:jc w:val="left"/>
       </w:pPr>
       <w:r>
@@ -603,6 +700,7 @@
     </w:p>
     <w:p>
       <w:pPr>
+        <w:spacing w:line="259" w:lineRule="auto" w:after="60"/>
         <w:jc w:val="left"/>
       </w:pPr>
       <w:r>
@@ -611,6 +709,7 @@
     </w:p>
     <w:p>
       <w:pPr>
+        <w:spacing w:line="259" w:lineRule="auto" w:after="60"/>
         <w:jc w:val="left"/>
       </w:pPr>
       <w:r>
@@ -622,6 +721,7 @@
     </w:p>
     <w:p>
       <w:pPr>
+        <w:spacing w:line="259" w:lineRule="auto" w:after="60"/>
         <w:jc w:val="left"/>
       </w:pPr>
       <w:r>
@@ -630,6 +730,7 @@
     </w:p>
     <w:p>
       <w:pPr>
+        <w:spacing w:line="259" w:lineRule="auto" w:after="60"/>
         <w:jc w:val="left"/>
       </w:pPr>
       <w:r>
@@ -641,6 +742,7 @@
     </w:p>
     <w:p>
       <w:pPr>
+        <w:spacing w:line="259" w:lineRule="auto" w:after="60"/>
         <w:jc w:val="left"/>
       </w:pPr>
       <w:r>
@@ -649,6 +751,7 @@
     </w:p>
     <w:p>
       <w:pPr>
+        <w:spacing w:line="259" w:lineRule="auto" w:after="60"/>
         <w:jc w:val="left"/>
       </w:pPr>
       <w:r>
@@ -660,6 +763,7 @@
     </w:p>
     <w:p>
       <w:pPr>
+        <w:spacing w:line="259" w:lineRule="auto" w:after="60"/>
         <w:jc w:val="left"/>
       </w:pPr>
       <w:r>
@@ -668,6 +772,7 @@
     </w:p>
     <w:p>
       <w:pPr>
+        <w:spacing w:line="259" w:lineRule="auto" w:after="60"/>
         <w:jc w:val="left"/>
       </w:pPr>
       <w:r>
@@ -676,6 +781,7 @@
     </w:p>
     <w:p>
       <w:pPr>
+        <w:spacing w:line="259" w:lineRule="auto" w:after="60"/>
         <w:jc w:val="left"/>
       </w:pPr>
       <w:r>
@@ -684,6 +790,7 @@
     </w:p>
     <w:p>
       <w:pPr>
+        <w:spacing w:line="259" w:lineRule="auto" w:after="60"/>
         <w:jc w:val="left"/>
       </w:pPr>
       <w:r>
@@ -692,6 +799,7 @@
     </w:p>
     <w:p>
       <w:pPr>
+        <w:spacing w:line="259" w:lineRule="auto" w:after="60"/>
         <w:jc w:val="left"/>
       </w:pPr>
       <w:r>
@@ -699,13 +807,58 @@
       </w:r>
     </w:p>
     <w:sectPr>
+      <w:headerReference w:type="default" r:id="rId9"/>
+      <w:footerReference w:type="default" r:id="rId10"/>
       <w:pgSz w:w="11906" w:h="16838"/>
-      <w:pgMar w:top="1417" w:right="1417" w:bottom="1417" w:left="1417" w:header="720" w:footer="720" w:gutter="0"/>
+      <w:pgMar w:top="1191" w:right="1247" w:bottom="1134" w:left="1361" w:header="720" w:footer="720" w:gutter="0"/>
       <w:cols w:space="720"/>
       <w:docGrid w:linePitch="360"/>
     </w:sectPr>
   </w:body>
 </w:document>
+</file>
+
+<file path=word/footer1.xml><?xml version="1.0" encoding="utf-8"?>
+<w:ftr xmlns:m="http://schemas.openxmlformats.org/officeDocument/2006/math" xmlns:mc="http://schemas.openxmlformats.org/markup-compatibility/2006" xmlns:mo="http://schemas.microsoft.com/office/mac/office/2008/main" xmlns:mv="urn:schemas-microsoft-com:mac:vml" xmlns:o="urn:schemas-microsoft-com:office:office" xmlns:r="http://schemas.openxmlformats.org/officeDocument/2006/relationships" xmlns:v="urn:schemas-microsoft-com:vml" xmlns:w10="urn:schemas-microsoft-com:office:word" xmlns:w14="http://schemas.microsoft.com/office/word/2010/wordml" xmlns:w="http://schemas.openxmlformats.org/wordprocessingml/2006/main" xmlns:wne="http://schemas.microsoft.com/office/word/2006/wordml" xmlns:wp14="http://schemas.microsoft.com/office/word/2010/wordprocessingDrawing" xmlns:wp="http://schemas.openxmlformats.org/drawingml/2006/wordprocessingDrawing" xmlns:wpc="http://schemas.microsoft.com/office/word/2010/wordprocessingCanvas" xmlns:wpg="http://schemas.microsoft.com/office/word/2010/wordprocessingGroup" xmlns:wpi="http://schemas.microsoft.com/office/word/2010/wordprocessingInk" xmlns:wps="http://schemas.microsoft.com/office/word/2010/wordprocessingShape" mc:Ignorable="w14 wp14">
+  <w:p>
+    <w:pPr>
+      <w:pStyle w:val="Footer"/>
+      <w:jc w:val="left"/>
+    </w:pPr>
+    <w:r/>
+    <w:r>
+      <w:rPr>
+        <w:rFonts w:ascii="Times New Roman" w:hAnsi="Times New Roman"/>
+        <w:b w:val="0"/>
+        <w:color w:val="777777"/>
+        <w:sz w:val="17"/>
+      </w:rPr>
+      <w:t>Vertraulich | Bearbeitungsstand Juli 2026 | nur zur Aktenbearbeitung</w:t>
+    </w:r>
+  </w:p>
+</w:ftr>
+</file>
+
+<file path=word/header1.xml><?xml version="1.0" encoding="utf-8"?>
+<w:hdr xmlns:m="http://schemas.openxmlformats.org/officeDocument/2006/math" xmlns:mc="http://schemas.openxmlformats.org/markup-compatibility/2006" xmlns:mo="http://schemas.microsoft.com/office/mac/office/2008/main" xmlns:mv="urn:schemas-microsoft-com:mac:vml" xmlns:o="urn:schemas-microsoft-com:office:office" xmlns:r="http://schemas.openxmlformats.org/officeDocument/2006/relationships" xmlns:v="urn:schemas-microsoft-com:vml" xmlns:w10="urn:schemas-microsoft-com:office:word" xmlns:w14="http://schemas.microsoft.com/office/word/2010/wordml" xmlns:w="http://schemas.openxmlformats.org/wordprocessingml/2006/main" xmlns:wne="http://schemas.microsoft.com/office/word/2006/wordml" xmlns:wp14="http://schemas.microsoft.com/office/word/2010/wordprocessingDrawing" xmlns:wp="http://schemas.openxmlformats.org/drawingml/2006/wordprocessingDrawing" xmlns:wpc="http://schemas.microsoft.com/office/word/2010/wordprocessingCanvas" xmlns:wpg="http://schemas.microsoft.com/office/word/2010/wordprocessingGroup" xmlns:wpi="http://schemas.microsoft.com/office/word/2010/wordprocessingInk" xmlns:wps="http://schemas.microsoft.com/office/word/2010/wordprocessingShape" mc:Ignorable="w14 wp14">
+  <w:p>
+    <w:pPr>
+      <w:pStyle w:val="Header"/>
+      <w:jc w:val="left"/>
+    </w:pPr>
+    <w:r/>
+    <w:r>
+      <w:rPr>
+        <w:rFonts w:ascii="Times New Roman" w:hAnsi="Times New Roman"/>
+        <w:b w:val="0"/>
+        <w:i w:val="0"/>
+        <w:color w:val="666666"/>
+        <w:sz w:val="17"/>
+      </w:rPr>
+      <w:t>Klotzkette Rechtsanwaltsgesellschaft mbH | Arbeitsrechtliche Mandatsakte | Bearbeitungsstand Juli 2026</w:t>
+    </w:r>
+  </w:p>
+</w:hdr>
 </file>
 
 <file path=word/numbering.xml><?xml version="1.0" encoding="utf-8"?>
@@ -1422,11 +1575,12 @@
       <w:contextualSpacing/>
     </w:pPr>
     <w:rPr>
-      <w:rFonts w:asciiTheme="majorHAnsi" w:eastAsiaTheme="majorEastAsia" w:hAnsiTheme="majorHAnsi" w:cstheme="majorBidi"/>
+      <w:rFonts w:asciiTheme="majorHAnsi" w:eastAsiaTheme="majorEastAsia" w:hAnsiTheme="majorHAnsi" w:cstheme="majorBidi" w:ascii="Times New Roman" w:hAnsi="Times New Roman"/>
+      <w:b/>
       <w:color w:val="17365D" w:themeColor="text2" w:themeShade="BF"/>
       <w:spacing w:val="5"/>
       <w:kern w:val="28"/>
-      <w:sz w:val="52"/>
+      <w:sz w:val="30"/>
       <w:szCs w:val="52"/>
     </w:rPr>
   </w:style>
